--- a/MATLAB/Exp7.docx
+++ b/MATLAB/Exp7.docx
@@ -111,21 +111,7 @@
         <w:rPr>
           <w:rFonts w:ascii="Times New Roman" w:hAnsi="Times New Roman" w:cs="Times New Roman"/>
         </w:rPr>
-        <w:t xml:space="preserve">v) To </w:t>
-      </w:r>
-      <w:proofErr w:type="spellStart"/>
-      <w:r>
-        <w:rPr>
-          <w:rFonts w:ascii="Times New Roman" w:hAnsi="Times New Roman" w:cs="Times New Roman"/>
-        </w:rPr>
-        <w:t>analyze</w:t>
-      </w:r>
-      <w:proofErr w:type="spellEnd"/>
-      <w:r>
-        <w:rPr>
-          <w:rFonts w:ascii="Times New Roman" w:hAnsi="Times New Roman" w:cs="Times New Roman"/>
-        </w:rPr>
-        <w:t xml:space="preserve"> the effect of phase modulation on the spectral distribution and bandwidth of the transmitted signal.</w:t>
+        <w:t>v) To analyze the effect of phase modulation on the spectral distribution and bandwidth of the transmitted signal.</w:t>
       </w:r>
     </w:p>
     <w:p>
@@ -165,19 +151,11 @@
           <w:rFonts w:ascii="Times New Roman" w:hAnsi="Times New Roman" w:cs="Times New Roman"/>
         </w:rPr>
       </w:pPr>
-      <w:proofErr w:type="spellStart"/>
-      <w:r>
-        <w:rPr>
-          <w:rFonts w:ascii="Times New Roman" w:hAnsi="Times New Roman" w:cs="Times New Roman"/>
-        </w:rPr>
-        <w:t>clc</w:t>
-      </w:r>
-      <w:proofErr w:type="spellEnd"/>
-      <w:r>
-        <w:rPr>
-          <w:rFonts w:ascii="Times New Roman" w:hAnsi="Times New Roman" w:cs="Times New Roman"/>
-        </w:rPr>
-        <w:t>;</w:t>
+      <w:r>
+        <w:rPr>
+          <w:rFonts w:ascii="Times New Roman" w:hAnsi="Times New Roman" w:cs="Times New Roman"/>
+        </w:rPr>
+        <w:t>clc;</w:t>
       </w:r>
     </w:p>
     <w:p>
@@ -236,247 +214,119 @@
         <w:rPr>
           <w:rFonts w:ascii="Times New Roman" w:hAnsi="Times New Roman" w:cs="Times New Roman"/>
         </w:rPr>
-        <w:t xml:space="preserve">Fs = </w:t>
-      </w:r>
-      <w:proofErr w:type="gramStart"/>
-      <w:r>
-        <w:rPr>
-          <w:rFonts w:ascii="Times New Roman" w:hAnsi="Times New Roman" w:cs="Times New Roman"/>
-        </w:rPr>
-        <w:t xml:space="preserve">100000;   </w:t>
-      </w:r>
-      <w:proofErr w:type="gramEnd"/>
-      <w:r>
-        <w:rPr>
-          <w:rFonts w:ascii="Times New Roman" w:hAnsi="Times New Roman" w:cs="Times New Roman"/>
-        </w:rPr>
-        <w:t xml:space="preserve">           % Sampling frequency</w:t>
-      </w:r>
-    </w:p>
-    <w:p>
-      <w:pPr>
-        <w:rPr>
-          <w:rFonts w:ascii="Times New Roman" w:hAnsi="Times New Roman" w:cs="Times New Roman"/>
-        </w:rPr>
-      </w:pPr>
-      <w:r>
-        <w:rPr>
-          <w:rFonts w:ascii="Times New Roman" w:hAnsi="Times New Roman" w:cs="Times New Roman"/>
-        </w:rPr>
-        <w:t>t = 0:1/Fs:0.</w:t>
-      </w:r>
-      <w:proofErr w:type="gramStart"/>
-      <w:r>
-        <w:rPr>
-          <w:rFonts w:ascii="Times New Roman" w:hAnsi="Times New Roman" w:cs="Times New Roman"/>
-        </w:rPr>
-        <w:t xml:space="preserve">02;   </w:t>
-      </w:r>
-      <w:proofErr w:type="gramEnd"/>
-      <w:r>
-        <w:rPr>
-          <w:rFonts w:ascii="Times New Roman" w:hAnsi="Times New Roman" w:cs="Times New Roman"/>
-        </w:rPr>
-        <w:t xml:space="preserve">       % Time vector</w:t>
-      </w:r>
-    </w:p>
-    <w:p>
-      <w:pPr>
-        <w:rPr>
-          <w:rFonts w:ascii="Times New Roman" w:hAnsi="Times New Roman" w:cs="Times New Roman"/>
-        </w:rPr>
-      </w:pPr>
-    </w:p>
-    <w:p>
-      <w:pPr>
-        <w:rPr>
-          <w:rFonts w:ascii="Times New Roman" w:hAnsi="Times New Roman" w:cs="Times New Roman"/>
-        </w:rPr>
-      </w:pPr>
-      <w:proofErr w:type="spellStart"/>
-      <w:r>
-        <w:rPr>
-          <w:rFonts w:ascii="Times New Roman" w:hAnsi="Times New Roman" w:cs="Times New Roman"/>
-        </w:rPr>
-        <w:t>fm</w:t>
-      </w:r>
-      <w:proofErr w:type="spellEnd"/>
-      <w:r>
-        <w:rPr>
-          <w:rFonts w:ascii="Times New Roman" w:hAnsi="Times New Roman" w:cs="Times New Roman"/>
-        </w:rPr>
-        <w:t xml:space="preserve"> = </w:t>
-      </w:r>
-      <w:proofErr w:type="gramStart"/>
-      <w:r>
-        <w:rPr>
-          <w:rFonts w:ascii="Times New Roman" w:hAnsi="Times New Roman" w:cs="Times New Roman"/>
-        </w:rPr>
-        <w:t xml:space="preserve">1000;   </w:t>
-      </w:r>
-      <w:proofErr w:type="gramEnd"/>
-      <w:r>
-        <w:rPr>
-          <w:rFonts w:ascii="Times New Roman" w:hAnsi="Times New Roman" w:cs="Times New Roman"/>
-        </w:rPr>
-        <w:t xml:space="preserve">             % Message frequency = 1 kHz</w:t>
-      </w:r>
-    </w:p>
-    <w:p>
-      <w:pPr>
-        <w:rPr>
-          <w:rFonts w:ascii="Times New Roman" w:hAnsi="Times New Roman" w:cs="Times New Roman"/>
-        </w:rPr>
-      </w:pPr>
-      <w:r>
-        <w:rPr>
-          <w:rFonts w:ascii="Times New Roman" w:hAnsi="Times New Roman" w:cs="Times New Roman"/>
-        </w:rPr>
-        <w:t xml:space="preserve">fc = </w:t>
-      </w:r>
-      <w:proofErr w:type="gramStart"/>
-      <w:r>
-        <w:rPr>
-          <w:rFonts w:ascii="Times New Roman" w:hAnsi="Times New Roman" w:cs="Times New Roman"/>
-        </w:rPr>
-        <w:t xml:space="preserve">10000;   </w:t>
-      </w:r>
-      <w:proofErr w:type="gramEnd"/>
-      <w:r>
-        <w:rPr>
-          <w:rFonts w:ascii="Times New Roman" w:hAnsi="Times New Roman" w:cs="Times New Roman"/>
-        </w:rPr>
-        <w:t xml:space="preserve">            % Carrier frequency = 10 kHz</w:t>
-      </w:r>
-    </w:p>
-    <w:p>
-      <w:pPr>
-        <w:rPr>
-          <w:rFonts w:ascii="Times New Roman" w:hAnsi="Times New Roman" w:cs="Times New Roman"/>
-        </w:rPr>
-      </w:pPr>
-    </w:p>
-    <w:p>
-      <w:pPr>
-        <w:rPr>
-          <w:rFonts w:ascii="Times New Roman" w:hAnsi="Times New Roman" w:cs="Times New Roman"/>
-        </w:rPr>
-      </w:pPr>
-      <w:r>
-        <w:rPr>
-          <w:rFonts w:ascii="Times New Roman" w:hAnsi="Times New Roman" w:cs="Times New Roman"/>
-        </w:rPr>
-        <w:t xml:space="preserve">Am = </w:t>
-      </w:r>
-      <w:proofErr w:type="gramStart"/>
-      <w:r>
-        <w:rPr>
-          <w:rFonts w:ascii="Times New Roman" w:hAnsi="Times New Roman" w:cs="Times New Roman"/>
-        </w:rPr>
-        <w:t xml:space="preserve">1;   </w:t>
-      </w:r>
-      <w:proofErr w:type="gramEnd"/>
-      <w:r>
-        <w:rPr>
-          <w:rFonts w:ascii="Times New Roman" w:hAnsi="Times New Roman" w:cs="Times New Roman"/>
-        </w:rPr>
-        <w:t xml:space="preserve">                % Message amplitude</w:t>
-      </w:r>
-    </w:p>
-    <w:p>
-      <w:pPr>
-        <w:rPr>
-          <w:rFonts w:ascii="Times New Roman" w:hAnsi="Times New Roman" w:cs="Times New Roman"/>
-        </w:rPr>
-      </w:pPr>
-      <w:r>
-        <w:rPr>
-          <w:rFonts w:ascii="Times New Roman" w:hAnsi="Times New Roman" w:cs="Times New Roman"/>
-        </w:rPr>
-        <w:t xml:space="preserve">Ac = </w:t>
-      </w:r>
-      <w:proofErr w:type="gramStart"/>
-      <w:r>
-        <w:rPr>
-          <w:rFonts w:ascii="Times New Roman" w:hAnsi="Times New Roman" w:cs="Times New Roman"/>
-        </w:rPr>
-        <w:t xml:space="preserve">1;   </w:t>
-      </w:r>
-      <w:proofErr w:type="gramEnd"/>
-      <w:r>
-        <w:rPr>
-          <w:rFonts w:ascii="Times New Roman" w:hAnsi="Times New Roman" w:cs="Times New Roman"/>
-        </w:rPr>
-        <w:t xml:space="preserve">                % Carrier amplitude</w:t>
-      </w:r>
-    </w:p>
-    <w:p>
-      <w:pPr>
-        <w:rPr>
-          <w:rFonts w:ascii="Times New Roman" w:hAnsi="Times New Roman" w:cs="Times New Roman"/>
-        </w:rPr>
-      </w:pPr>
-      <w:proofErr w:type="spellStart"/>
-      <w:r>
-        <w:rPr>
-          <w:rFonts w:ascii="Times New Roman" w:hAnsi="Times New Roman" w:cs="Times New Roman"/>
-        </w:rPr>
-        <w:t>kp</w:t>
-      </w:r>
-      <w:proofErr w:type="spellEnd"/>
-      <w:r>
-        <w:rPr>
-          <w:rFonts w:ascii="Times New Roman" w:hAnsi="Times New Roman" w:cs="Times New Roman"/>
-        </w:rPr>
-        <w:t xml:space="preserve"> = </w:t>
-      </w:r>
-      <w:proofErr w:type="gramStart"/>
-      <w:r>
-        <w:rPr>
-          <w:rFonts w:ascii="Times New Roman" w:hAnsi="Times New Roman" w:cs="Times New Roman"/>
-        </w:rPr>
-        <w:t xml:space="preserve">2;   </w:t>
-      </w:r>
-      <w:proofErr w:type="gramEnd"/>
-      <w:r>
-        <w:rPr>
-          <w:rFonts w:ascii="Times New Roman" w:hAnsi="Times New Roman" w:cs="Times New Roman"/>
-        </w:rPr>
-        <w:t xml:space="preserve">                % Phase sensitivity</w:t>
-      </w:r>
-    </w:p>
-    <w:p>
-      <w:pPr>
-        <w:rPr>
-          <w:rFonts w:ascii="Times New Roman" w:hAnsi="Times New Roman" w:cs="Times New Roman"/>
-        </w:rPr>
-      </w:pPr>
-    </w:p>
-    <w:p>
-      <w:pPr>
-        <w:rPr>
-          <w:rFonts w:ascii="Times New Roman" w:hAnsi="Times New Roman" w:cs="Times New Roman"/>
-        </w:rPr>
-      </w:pPr>
-      <w:r>
-        <w:rPr>
-          <w:rFonts w:ascii="Times New Roman" w:hAnsi="Times New Roman" w:cs="Times New Roman"/>
-        </w:rPr>
-        <w:t>m = Am*cos(2*pi*</w:t>
-      </w:r>
-      <w:proofErr w:type="spellStart"/>
-      <w:r>
-        <w:rPr>
-          <w:rFonts w:ascii="Times New Roman" w:hAnsi="Times New Roman" w:cs="Times New Roman"/>
-        </w:rPr>
-        <w:t>fm</w:t>
-      </w:r>
-      <w:proofErr w:type="spellEnd"/>
-      <w:r>
-        <w:rPr>
-          <w:rFonts w:ascii="Times New Roman" w:hAnsi="Times New Roman" w:cs="Times New Roman"/>
-        </w:rPr>
-        <w:t>*t);</w:t>
+        <w:t>Fs = 100000;              % Sampling frequency</w:t>
+      </w:r>
+    </w:p>
+    <w:p>
+      <w:pPr>
+        <w:rPr>
+          <w:rFonts w:ascii="Times New Roman" w:hAnsi="Times New Roman" w:cs="Times New Roman"/>
+        </w:rPr>
+      </w:pPr>
+      <w:r>
+        <w:rPr>
+          <w:rFonts w:ascii="Times New Roman" w:hAnsi="Times New Roman" w:cs="Times New Roman"/>
+        </w:rPr>
+        <w:t>t = 0:1/Fs:0.02;          % Time vector</w:t>
+      </w:r>
+    </w:p>
+    <w:p>
+      <w:pPr>
+        <w:rPr>
+          <w:rFonts w:ascii="Times New Roman" w:hAnsi="Times New Roman" w:cs="Times New Roman"/>
+        </w:rPr>
+      </w:pPr>
+    </w:p>
+    <w:p>
+      <w:pPr>
+        <w:rPr>
+          <w:rFonts w:ascii="Times New Roman" w:hAnsi="Times New Roman" w:cs="Times New Roman"/>
+        </w:rPr>
+      </w:pPr>
+      <w:r>
+        <w:rPr>
+          <w:rFonts w:ascii="Times New Roman" w:hAnsi="Times New Roman" w:cs="Times New Roman"/>
+        </w:rPr>
+        <w:t>fm = 1000;                % Message frequency = 1 kHz</w:t>
+      </w:r>
+    </w:p>
+    <w:p>
+      <w:pPr>
+        <w:rPr>
+          <w:rFonts w:ascii="Times New Roman" w:hAnsi="Times New Roman" w:cs="Times New Roman"/>
+        </w:rPr>
+      </w:pPr>
+      <w:r>
+        <w:rPr>
+          <w:rFonts w:ascii="Times New Roman" w:hAnsi="Times New Roman" w:cs="Times New Roman"/>
+        </w:rPr>
+        <w:t>fc = 10000;               % Carrier frequency = 10 kHz</w:t>
+      </w:r>
+    </w:p>
+    <w:p>
+      <w:pPr>
+        <w:rPr>
+          <w:rFonts w:ascii="Times New Roman" w:hAnsi="Times New Roman" w:cs="Times New Roman"/>
+        </w:rPr>
+      </w:pPr>
+    </w:p>
+    <w:p>
+      <w:pPr>
+        <w:rPr>
+          <w:rFonts w:ascii="Times New Roman" w:hAnsi="Times New Roman" w:cs="Times New Roman"/>
+        </w:rPr>
+      </w:pPr>
+      <w:r>
+        <w:rPr>
+          <w:rFonts w:ascii="Times New Roman" w:hAnsi="Times New Roman" w:cs="Times New Roman"/>
+        </w:rPr>
+        <w:t>Am = 1;                   % Message amplitude</w:t>
+      </w:r>
+    </w:p>
+    <w:p>
+      <w:pPr>
+        <w:rPr>
+          <w:rFonts w:ascii="Times New Roman" w:hAnsi="Times New Roman" w:cs="Times New Roman"/>
+        </w:rPr>
+      </w:pPr>
+      <w:r>
+        <w:rPr>
+          <w:rFonts w:ascii="Times New Roman" w:hAnsi="Times New Roman" w:cs="Times New Roman"/>
+        </w:rPr>
+        <w:t>Ac = 1;                   % Carrier amplitude</w:t>
+      </w:r>
+    </w:p>
+    <w:p>
+      <w:pPr>
+        <w:rPr>
+          <w:rFonts w:ascii="Times New Roman" w:hAnsi="Times New Roman" w:cs="Times New Roman"/>
+        </w:rPr>
+      </w:pPr>
+      <w:r>
+        <w:rPr>
+          <w:rFonts w:ascii="Times New Roman" w:hAnsi="Times New Roman" w:cs="Times New Roman"/>
+        </w:rPr>
+        <w:t>kp = 2;                   % Phase sensitivity</w:t>
+      </w:r>
+    </w:p>
+    <w:p>
+      <w:pPr>
+        <w:rPr>
+          <w:rFonts w:ascii="Times New Roman" w:hAnsi="Times New Roman" w:cs="Times New Roman"/>
+        </w:rPr>
+      </w:pPr>
+    </w:p>
+    <w:p>
+      <w:pPr>
+        <w:rPr>
+          <w:rFonts w:ascii="Times New Roman" w:hAnsi="Times New Roman" w:cs="Times New Roman"/>
+        </w:rPr>
+      </w:pPr>
+      <w:r>
+        <w:rPr>
+          <w:rFonts w:ascii="Times New Roman" w:hAnsi="Times New Roman" w:cs="Times New Roman"/>
+        </w:rPr>
+        <w:t>m = Am*cos(2*pi*fm*t);</w:t>
       </w:r>
     </w:p>
     <w:p>
@@ -530,105 +380,27 @@
         <w:rPr>
           <w:rFonts w:ascii="Times New Roman" w:hAnsi="Times New Roman" w:cs="Times New Roman"/>
         </w:rPr>
-        <w:t xml:space="preserve">% </w:t>
-      </w:r>
-      <w:proofErr w:type="spellStart"/>
-      <w:r>
-        <w:rPr>
-          <w:rFonts w:ascii="Times New Roman" w:hAnsi="Times New Roman" w:cs="Times New Roman"/>
-        </w:rPr>
-        <w:t>sPM</w:t>
-      </w:r>
-      <w:proofErr w:type="spellEnd"/>
-      <w:r>
-        <w:rPr>
-          <w:rFonts w:ascii="Times New Roman" w:hAnsi="Times New Roman" w:cs="Times New Roman"/>
-        </w:rPr>
-        <w:t>(t) = Ac*</w:t>
-      </w:r>
-      <w:proofErr w:type="gramStart"/>
-      <w:r>
-        <w:rPr>
-          <w:rFonts w:ascii="Times New Roman" w:hAnsi="Times New Roman" w:cs="Times New Roman"/>
-        </w:rPr>
-        <w:t>cos(</w:t>
-      </w:r>
-      <w:proofErr w:type="gramEnd"/>
-      <w:r>
-        <w:rPr>
-          <w:rFonts w:ascii="Times New Roman" w:hAnsi="Times New Roman" w:cs="Times New Roman"/>
-        </w:rPr>
-        <w:t xml:space="preserve">2*pi*fc*t + </w:t>
-      </w:r>
-      <w:proofErr w:type="spellStart"/>
-      <w:r>
-        <w:rPr>
-          <w:rFonts w:ascii="Times New Roman" w:hAnsi="Times New Roman" w:cs="Times New Roman"/>
-        </w:rPr>
-        <w:t>kp</w:t>
-      </w:r>
-      <w:proofErr w:type="spellEnd"/>
-      <w:r>
-        <w:rPr>
-          <w:rFonts w:ascii="Times New Roman" w:hAnsi="Times New Roman" w:cs="Times New Roman"/>
-        </w:rPr>
-        <w:t>*m(t))</w:t>
-      </w:r>
-    </w:p>
-    <w:p>
-      <w:pPr>
-        <w:rPr>
-          <w:rFonts w:ascii="Times New Roman" w:hAnsi="Times New Roman" w:cs="Times New Roman"/>
-        </w:rPr>
-      </w:pPr>
-    </w:p>
-    <w:p>
-      <w:pPr>
-        <w:rPr>
-          <w:rFonts w:ascii="Times New Roman" w:hAnsi="Times New Roman" w:cs="Times New Roman"/>
-        </w:rPr>
-      </w:pPr>
-      <w:proofErr w:type="spellStart"/>
-      <w:r>
-        <w:rPr>
-          <w:rFonts w:ascii="Times New Roman" w:hAnsi="Times New Roman" w:cs="Times New Roman"/>
-        </w:rPr>
-        <w:t>PM_signal</w:t>
-      </w:r>
-      <w:proofErr w:type="spellEnd"/>
-      <w:r>
-        <w:rPr>
-          <w:rFonts w:ascii="Times New Roman" w:hAnsi="Times New Roman" w:cs="Times New Roman"/>
-        </w:rPr>
-        <w:t xml:space="preserve"> = Ac*</w:t>
-      </w:r>
-      <w:proofErr w:type="gramStart"/>
-      <w:r>
-        <w:rPr>
-          <w:rFonts w:ascii="Times New Roman" w:hAnsi="Times New Roman" w:cs="Times New Roman"/>
-        </w:rPr>
-        <w:t>cos(</w:t>
-      </w:r>
-      <w:proofErr w:type="gramEnd"/>
-      <w:r>
-        <w:rPr>
-          <w:rFonts w:ascii="Times New Roman" w:hAnsi="Times New Roman" w:cs="Times New Roman"/>
-        </w:rPr>
-        <w:t xml:space="preserve">2*pi*fc*t + </w:t>
-      </w:r>
-      <w:proofErr w:type="spellStart"/>
-      <w:r>
-        <w:rPr>
-          <w:rFonts w:ascii="Times New Roman" w:hAnsi="Times New Roman" w:cs="Times New Roman"/>
-        </w:rPr>
-        <w:t>kp</w:t>
-      </w:r>
-      <w:proofErr w:type="spellEnd"/>
-      <w:r>
-        <w:rPr>
-          <w:rFonts w:ascii="Times New Roman" w:hAnsi="Times New Roman" w:cs="Times New Roman"/>
-        </w:rPr>
-        <w:t>*m);</w:t>
+        <w:t>% sPM(t) = Ac*cos(2*pi*fc*t + kp*m(t))</w:t>
+      </w:r>
+    </w:p>
+    <w:p>
+      <w:pPr>
+        <w:rPr>
+          <w:rFonts w:ascii="Times New Roman" w:hAnsi="Times New Roman" w:cs="Times New Roman"/>
+        </w:rPr>
+      </w:pPr>
+    </w:p>
+    <w:p>
+      <w:pPr>
+        <w:rPr>
+          <w:rFonts w:ascii="Times New Roman" w:hAnsi="Times New Roman" w:cs="Times New Roman"/>
+        </w:rPr>
+      </w:pPr>
+      <w:r>
+        <w:rPr>
+          <w:rFonts w:ascii="Times New Roman" w:hAnsi="Times New Roman" w:cs="Times New Roman"/>
+        </w:rPr>
+        <w:t>PM_signal = Ac*cos(2*pi*fc*t + kp*m);</w:t>
       </w:r>
     </w:p>
     <w:p>
@@ -661,53 +433,7 @@
         <w:rPr>
           <w:rFonts w:ascii="Times New Roman" w:hAnsi="Times New Roman" w:cs="Times New Roman"/>
         </w:rPr>
-        <w:t>[</w:t>
-      </w:r>
-      <w:proofErr w:type="spellStart"/>
-      <w:proofErr w:type="gramStart"/>
-      <w:r>
-        <w:rPr>
-          <w:rFonts w:ascii="Times New Roman" w:hAnsi="Times New Roman" w:cs="Times New Roman"/>
-        </w:rPr>
-        <w:t>PSD,f</w:t>
-      </w:r>
-      <w:proofErr w:type="spellEnd"/>
-      <w:proofErr w:type="gramEnd"/>
-      <w:r>
-        <w:rPr>
-          <w:rFonts w:ascii="Times New Roman" w:hAnsi="Times New Roman" w:cs="Times New Roman"/>
-        </w:rPr>
-        <w:t xml:space="preserve">] = </w:t>
-      </w:r>
-      <w:proofErr w:type="spellStart"/>
-      <w:proofErr w:type="gramStart"/>
-      <w:r>
-        <w:rPr>
-          <w:rFonts w:ascii="Times New Roman" w:hAnsi="Times New Roman" w:cs="Times New Roman"/>
-        </w:rPr>
-        <w:t>pwelch</w:t>
-      </w:r>
-      <w:proofErr w:type="spellEnd"/>
-      <w:r>
-        <w:rPr>
-          <w:rFonts w:ascii="Times New Roman" w:hAnsi="Times New Roman" w:cs="Times New Roman"/>
-        </w:rPr>
-        <w:t>(</w:t>
-      </w:r>
-      <w:proofErr w:type="spellStart"/>
-      <w:proofErr w:type="gramEnd"/>
-      <w:r>
-        <w:rPr>
-          <w:rFonts w:ascii="Times New Roman" w:hAnsi="Times New Roman" w:cs="Times New Roman"/>
-        </w:rPr>
-        <w:t>PM_signal</w:t>
-      </w:r>
-      <w:proofErr w:type="spellEnd"/>
-      <w:r>
-        <w:rPr>
-          <w:rFonts w:ascii="Times New Roman" w:hAnsi="Times New Roman" w:cs="Times New Roman"/>
-        </w:rPr>
-        <w:t>, [], [], [], Fs);</w:t>
+        <w:t>[PSD,f] = pwelch(PM_signal, [], [], [], Fs);</w:t>
       </w:r>
     </w:p>
     <w:p>
@@ -736,119 +462,63 @@
           <w:rFonts w:ascii="Times New Roman" w:hAnsi="Times New Roman" w:cs="Times New Roman"/>
         </w:rPr>
       </w:pPr>
-      <w:proofErr w:type="gramStart"/>
-      <w:r>
-        <w:rPr>
-          <w:rFonts w:ascii="Times New Roman" w:hAnsi="Times New Roman" w:cs="Times New Roman"/>
-        </w:rPr>
-        <w:t>subplot(</w:t>
-      </w:r>
-      <w:proofErr w:type="gramEnd"/>
-      <w:r>
-        <w:rPr>
-          <w:rFonts w:ascii="Times New Roman" w:hAnsi="Times New Roman" w:cs="Times New Roman"/>
-        </w:rPr>
-        <w:t>3,1,1);</w:t>
-      </w:r>
-    </w:p>
-    <w:p>
-      <w:pPr>
-        <w:rPr>
-          <w:rFonts w:ascii="Times New Roman" w:hAnsi="Times New Roman" w:cs="Times New Roman"/>
-        </w:rPr>
-      </w:pPr>
-      <w:r>
-        <w:rPr>
-          <w:rFonts w:ascii="Times New Roman" w:hAnsi="Times New Roman" w:cs="Times New Roman"/>
-        </w:rPr>
-        <w:t>plot(</w:t>
-      </w:r>
-      <w:proofErr w:type="spellStart"/>
-      <w:proofErr w:type="gramStart"/>
-      <w:r>
-        <w:rPr>
-          <w:rFonts w:ascii="Times New Roman" w:hAnsi="Times New Roman" w:cs="Times New Roman"/>
-        </w:rPr>
-        <w:t>t,m</w:t>
-      </w:r>
-      <w:proofErr w:type="spellEnd"/>
-      <w:proofErr w:type="gramEnd"/>
-      <w:r>
-        <w:rPr>
-          <w:rFonts w:ascii="Times New Roman" w:hAnsi="Times New Roman" w:cs="Times New Roman"/>
-        </w:rPr>
-        <w:t>);</w:t>
-      </w:r>
-    </w:p>
-    <w:p>
-      <w:pPr>
-        <w:rPr>
-          <w:rFonts w:ascii="Times New Roman" w:hAnsi="Times New Roman" w:cs="Times New Roman"/>
-        </w:rPr>
-      </w:pPr>
-      <w:proofErr w:type="spellStart"/>
-      <w:proofErr w:type="gramStart"/>
-      <w:r>
-        <w:rPr>
-          <w:rFonts w:ascii="Times New Roman" w:hAnsi="Times New Roman" w:cs="Times New Roman"/>
-        </w:rPr>
-        <w:t>xlabel</w:t>
-      </w:r>
-      <w:proofErr w:type="spellEnd"/>
-      <w:r>
-        <w:rPr>
-          <w:rFonts w:ascii="Times New Roman" w:hAnsi="Times New Roman" w:cs="Times New Roman"/>
-        </w:rPr>
-        <w:t>(</w:t>
-      </w:r>
-      <w:proofErr w:type="gramEnd"/>
-      <w:r>
-        <w:rPr>
-          <w:rFonts w:ascii="Times New Roman" w:hAnsi="Times New Roman" w:cs="Times New Roman"/>
-        </w:rPr>
-        <w:t>'Time (s)');</w:t>
-      </w:r>
-    </w:p>
-    <w:p>
-      <w:pPr>
-        <w:rPr>
-          <w:rFonts w:ascii="Times New Roman" w:hAnsi="Times New Roman" w:cs="Times New Roman"/>
-        </w:rPr>
-      </w:pPr>
-      <w:proofErr w:type="spellStart"/>
-      <w:r>
-        <w:rPr>
-          <w:rFonts w:ascii="Times New Roman" w:hAnsi="Times New Roman" w:cs="Times New Roman"/>
-        </w:rPr>
-        <w:t>ylabel</w:t>
-      </w:r>
-      <w:proofErr w:type="spellEnd"/>
-      <w:r>
-        <w:rPr>
-          <w:rFonts w:ascii="Times New Roman" w:hAnsi="Times New Roman" w:cs="Times New Roman"/>
-        </w:rPr>
-        <w:t>('Amplitude');</w:t>
-      </w:r>
-    </w:p>
-    <w:p>
-      <w:pPr>
-        <w:rPr>
-          <w:rFonts w:ascii="Times New Roman" w:hAnsi="Times New Roman" w:cs="Times New Roman"/>
-        </w:rPr>
-      </w:pPr>
-      <w:proofErr w:type="gramStart"/>
-      <w:r>
-        <w:rPr>
-          <w:rFonts w:ascii="Times New Roman" w:hAnsi="Times New Roman" w:cs="Times New Roman"/>
-        </w:rPr>
-        <w:t>title(</w:t>
-      </w:r>
-      <w:proofErr w:type="gramEnd"/>
-      <w:r>
-        <w:rPr>
-          <w:rFonts w:ascii="Times New Roman" w:hAnsi="Times New Roman" w:cs="Times New Roman"/>
-        </w:rPr>
-        <w:t>'Message Signal');</w:t>
+      <w:r>
+        <w:rPr>
+          <w:rFonts w:ascii="Times New Roman" w:hAnsi="Times New Roman" w:cs="Times New Roman"/>
+        </w:rPr>
+        <w:t>subplot(3,1,1);</w:t>
+      </w:r>
+    </w:p>
+    <w:p>
+      <w:pPr>
+        <w:rPr>
+          <w:rFonts w:ascii="Times New Roman" w:hAnsi="Times New Roman" w:cs="Times New Roman"/>
+        </w:rPr>
+      </w:pPr>
+      <w:r>
+        <w:rPr>
+          <w:rFonts w:ascii="Times New Roman" w:hAnsi="Times New Roman" w:cs="Times New Roman"/>
+        </w:rPr>
+        <w:t>plot(t,m);</w:t>
+      </w:r>
+    </w:p>
+    <w:p>
+      <w:pPr>
+        <w:rPr>
+          <w:rFonts w:ascii="Times New Roman" w:hAnsi="Times New Roman" w:cs="Times New Roman"/>
+        </w:rPr>
+      </w:pPr>
+      <w:r>
+        <w:rPr>
+          <w:rFonts w:ascii="Times New Roman" w:hAnsi="Times New Roman" w:cs="Times New Roman"/>
+        </w:rPr>
+        <w:t>xlabel('Time (s)');</w:t>
+      </w:r>
+    </w:p>
+    <w:p>
+      <w:pPr>
+        <w:rPr>
+          <w:rFonts w:ascii="Times New Roman" w:hAnsi="Times New Roman" w:cs="Times New Roman"/>
+        </w:rPr>
+      </w:pPr>
+      <w:r>
+        <w:rPr>
+          <w:rFonts w:ascii="Times New Roman" w:hAnsi="Times New Roman" w:cs="Times New Roman"/>
+        </w:rPr>
+        <w:t>ylabel('Amplitude');</w:t>
+      </w:r>
+    </w:p>
+    <w:p>
+      <w:pPr>
+        <w:rPr>
+          <w:rFonts w:ascii="Times New Roman" w:hAnsi="Times New Roman" w:cs="Times New Roman"/>
+        </w:rPr>
+      </w:pPr>
+      <w:r>
+        <w:rPr>
+          <w:rFonts w:ascii="Times New Roman" w:hAnsi="Times New Roman" w:cs="Times New Roman"/>
+        </w:rPr>
+        <w:t>title('Message Signal');</w:t>
       </w:r>
     </w:p>
     <w:p>
@@ -877,125 +547,63 @@
           <w:rFonts w:ascii="Times New Roman" w:hAnsi="Times New Roman" w:cs="Times New Roman"/>
         </w:rPr>
       </w:pPr>
-      <w:proofErr w:type="gramStart"/>
-      <w:r>
-        <w:rPr>
-          <w:rFonts w:ascii="Times New Roman" w:hAnsi="Times New Roman" w:cs="Times New Roman"/>
-        </w:rPr>
-        <w:t>subplot(</w:t>
-      </w:r>
-      <w:proofErr w:type="gramEnd"/>
-      <w:r>
-        <w:rPr>
-          <w:rFonts w:ascii="Times New Roman" w:hAnsi="Times New Roman" w:cs="Times New Roman"/>
-        </w:rPr>
-        <w:t>3,1,2);</w:t>
-      </w:r>
-    </w:p>
-    <w:p>
-      <w:pPr>
-        <w:rPr>
-          <w:rFonts w:ascii="Times New Roman" w:hAnsi="Times New Roman" w:cs="Times New Roman"/>
-        </w:rPr>
-      </w:pPr>
-      <w:r>
-        <w:rPr>
-          <w:rFonts w:ascii="Times New Roman" w:hAnsi="Times New Roman" w:cs="Times New Roman"/>
-        </w:rPr>
-        <w:t>plot(</w:t>
-      </w:r>
-      <w:proofErr w:type="spellStart"/>
-      <w:proofErr w:type="gramStart"/>
-      <w:r>
-        <w:rPr>
-          <w:rFonts w:ascii="Times New Roman" w:hAnsi="Times New Roman" w:cs="Times New Roman"/>
-        </w:rPr>
-        <w:t>t,PM</w:t>
-      </w:r>
-      <w:proofErr w:type="gramEnd"/>
-      <w:r>
-        <w:rPr>
-          <w:rFonts w:ascii="Times New Roman" w:hAnsi="Times New Roman" w:cs="Times New Roman"/>
-        </w:rPr>
-        <w:t>_signal</w:t>
-      </w:r>
-      <w:proofErr w:type="spellEnd"/>
-      <w:r>
-        <w:rPr>
-          <w:rFonts w:ascii="Times New Roman" w:hAnsi="Times New Roman" w:cs="Times New Roman"/>
-        </w:rPr>
-        <w:t>);</w:t>
-      </w:r>
-    </w:p>
-    <w:p>
-      <w:pPr>
-        <w:rPr>
-          <w:rFonts w:ascii="Times New Roman" w:hAnsi="Times New Roman" w:cs="Times New Roman"/>
-        </w:rPr>
-      </w:pPr>
-      <w:proofErr w:type="spellStart"/>
-      <w:proofErr w:type="gramStart"/>
-      <w:r>
-        <w:rPr>
-          <w:rFonts w:ascii="Times New Roman" w:hAnsi="Times New Roman" w:cs="Times New Roman"/>
-        </w:rPr>
-        <w:t>xlabel</w:t>
-      </w:r>
-      <w:proofErr w:type="spellEnd"/>
-      <w:r>
-        <w:rPr>
-          <w:rFonts w:ascii="Times New Roman" w:hAnsi="Times New Roman" w:cs="Times New Roman"/>
-        </w:rPr>
-        <w:t>(</w:t>
-      </w:r>
-      <w:proofErr w:type="gramEnd"/>
-      <w:r>
-        <w:rPr>
-          <w:rFonts w:ascii="Times New Roman" w:hAnsi="Times New Roman" w:cs="Times New Roman"/>
-        </w:rPr>
-        <w:t>'Time (s)');</w:t>
-      </w:r>
-    </w:p>
-    <w:p>
-      <w:pPr>
-        <w:rPr>
-          <w:rFonts w:ascii="Times New Roman" w:hAnsi="Times New Roman" w:cs="Times New Roman"/>
-        </w:rPr>
-      </w:pPr>
-      <w:proofErr w:type="spellStart"/>
-      <w:r>
-        <w:rPr>
-          <w:rFonts w:ascii="Times New Roman" w:hAnsi="Times New Roman" w:cs="Times New Roman"/>
-        </w:rPr>
-        <w:t>ylabel</w:t>
-      </w:r>
-      <w:proofErr w:type="spellEnd"/>
-      <w:r>
-        <w:rPr>
-          <w:rFonts w:ascii="Times New Roman" w:hAnsi="Times New Roman" w:cs="Times New Roman"/>
-        </w:rPr>
-        <w:t>('Amplitude');</w:t>
-      </w:r>
-    </w:p>
-    <w:p>
-      <w:pPr>
-        <w:rPr>
-          <w:rFonts w:ascii="Times New Roman" w:hAnsi="Times New Roman" w:cs="Times New Roman"/>
-        </w:rPr>
-      </w:pPr>
-      <w:proofErr w:type="gramStart"/>
-      <w:r>
-        <w:rPr>
-          <w:rFonts w:ascii="Times New Roman" w:hAnsi="Times New Roman" w:cs="Times New Roman"/>
-        </w:rPr>
-        <w:t>title(</w:t>
-      </w:r>
-      <w:proofErr w:type="gramEnd"/>
-      <w:r>
-        <w:rPr>
-          <w:rFonts w:ascii="Times New Roman" w:hAnsi="Times New Roman" w:cs="Times New Roman"/>
-        </w:rPr>
-        <w:t>'Phase Modulated (PM) Signal');</w:t>
+      <w:r>
+        <w:rPr>
+          <w:rFonts w:ascii="Times New Roman" w:hAnsi="Times New Roman" w:cs="Times New Roman"/>
+        </w:rPr>
+        <w:t>subplot(3,1,2);</w:t>
+      </w:r>
+    </w:p>
+    <w:p>
+      <w:pPr>
+        <w:rPr>
+          <w:rFonts w:ascii="Times New Roman" w:hAnsi="Times New Roman" w:cs="Times New Roman"/>
+        </w:rPr>
+      </w:pPr>
+      <w:r>
+        <w:rPr>
+          <w:rFonts w:ascii="Times New Roman" w:hAnsi="Times New Roman" w:cs="Times New Roman"/>
+        </w:rPr>
+        <w:t>plot(t,PM_signal);</w:t>
+      </w:r>
+    </w:p>
+    <w:p>
+      <w:pPr>
+        <w:rPr>
+          <w:rFonts w:ascii="Times New Roman" w:hAnsi="Times New Roman" w:cs="Times New Roman"/>
+        </w:rPr>
+      </w:pPr>
+      <w:r>
+        <w:rPr>
+          <w:rFonts w:ascii="Times New Roman" w:hAnsi="Times New Roman" w:cs="Times New Roman"/>
+        </w:rPr>
+        <w:t>xlabel('Time (s)');</w:t>
+      </w:r>
+    </w:p>
+    <w:p>
+      <w:pPr>
+        <w:rPr>
+          <w:rFonts w:ascii="Times New Roman" w:hAnsi="Times New Roman" w:cs="Times New Roman"/>
+        </w:rPr>
+      </w:pPr>
+      <w:r>
+        <w:rPr>
+          <w:rFonts w:ascii="Times New Roman" w:hAnsi="Times New Roman" w:cs="Times New Roman"/>
+        </w:rPr>
+        <w:t>ylabel('Amplitude');</w:t>
+      </w:r>
+    </w:p>
+    <w:p>
+      <w:pPr>
+        <w:rPr>
+          <w:rFonts w:ascii="Times New Roman" w:hAnsi="Times New Roman" w:cs="Times New Roman"/>
+        </w:rPr>
+      </w:pPr>
+      <w:r>
+        <w:rPr>
+          <w:rFonts w:ascii="Times New Roman" w:hAnsi="Times New Roman" w:cs="Times New Roman"/>
+        </w:rPr>
+        <w:t>title('Phase Modulated (PM) Signal');</w:t>
       </w:r>
     </w:p>
     <w:p>
@@ -1017,55 +625,31 @@
           <w:rFonts w:ascii="Times New Roman" w:hAnsi="Times New Roman" w:cs="Times New Roman"/>
         </w:rPr>
       </w:pPr>
-      <w:proofErr w:type="spellStart"/>
-      <w:proofErr w:type="gramStart"/>
-      <w:r>
-        <w:rPr>
-          <w:rFonts w:ascii="Times New Roman" w:hAnsi="Times New Roman" w:cs="Times New Roman"/>
-        </w:rPr>
-        <w:t>xlim</w:t>
-      </w:r>
-      <w:proofErr w:type="spellEnd"/>
-      <w:r>
-        <w:rPr>
-          <w:rFonts w:ascii="Times New Roman" w:hAnsi="Times New Roman" w:cs="Times New Roman"/>
-        </w:rPr>
-        <w:t>(</w:t>
-      </w:r>
-      <w:proofErr w:type="gramEnd"/>
-      <w:r>
-        <w:rPr>
-          <w:rFonts w:ascii="Times New Roman" w:hAnsi="Times New Roman" w:cs="Times New Roman"/>
-        </w:rPr>
-        <w:t>[0 0.003]);</w:t>
-      </w:r>
-    </w:p>
-    <w:p>
-      <w:pPr>
-        <w:rPr>
-          <w:rFonts w:ascii="Times New Roman" w:hAnsi="Times New Roman" w:cs="Times New Roman"/>
-        </w:rPr>
-      </w:pPr>
-    </w:p>
-    <w:p>
-      <w:pPr>
-        <w:rPr>
-          <w:rFonts w:ascii="Times New Roman" w:hAnsi="Times New Roman" w:cs="Times New Roman"/>
-        </w:rPr>
-      </w:pPr>
-      <w:proofErr w:type="gramStart"/>
-      <w:r>
-        <w:rPr>
-          <w:rFonts w:ascii="Times New Roman" w:hAnsi="Times New Roman" w:cs="Times New Roman"/>
-        </w:rPr>
-        <w:t>subplot(</w:t>
-      </w:r>
-      <w:proofErr w:type="gramEnd"/>
-      <w:r>
-        <w:rPr>
-          <w:rFonts w:ascii="Times New Roman" w:hAnsi="Times New Roman" w:cs="Times New Roman"/>
-        </w:rPr>
-        <w:t>3,1,3);</w:t>
+      <w:r>
+        <w:rPr>
+          <w:rFonts w:ascii="Times New Roman" w:hAnsi="Times New Roman" w:cs="Times New Roman"/>
+        </w:rPr>
+        <w:t>xlim([0 0.003]);</w:t>
+      </w:r>
+    </w:p>
+    <w:p>
+      <w:pPr>
+        <w:rPr>
+          <w:rFonts w:ascii="Times New Roman" w:hAnsi="Times New Roman" w:cs="Times New Roman"/>
+        </w:rPr>
+      </w:pPr>
+    </w:p>
+    <w:p>
+      <w:pPr>
+        <w:rPr>
+          <w:rFonts w:ascii="Times New Roman" w:hAnsi="Times New Roman" w:cs="Times New Roman"/>
+        </w:rPr>
+      </w:pPr>
+      <w:r>
+        <w:rPr>
+          <w:rFonts w:ascii="Times New Roman" w:hAnsi="Times New Roman" w:cs="Times New Roman"/>
+        </w:rPr>
+        <w:t>subplot(3,1,3);</w:t>
       </w:r>
     </w:p>
     <w:p>
@@ -1087,78 +671,38 @@
           <w:rFonts w:ascii="Times New Roman" w:hAnsi="Times New Roman" w:cs="Times New Roman"/>
         </w:rPr>
       </w:pPr>
-      <w:proofErr w:type="spellStart"/>
-      <w:proofErr w:type="gramStart"/>
-      <w:r>
-        <w:rPr>
-          <w:rFonts w:ascii="Times New Roman" w:hAnsi="Times New Roman" w:cs="Times New Roman"/>
-        </w:rPr>
-        <w:t>xlabel</w:t>
-      </w:r>
-      <w:proofErr w:type="spellEnd"/>
-      <w:r>
-        <w:rPr>
-          <w:rFonts w:ascii="Times New Roman" w:hAnsi="Times New Roman" w:cs="Times New Roman"/>
-        </w:rPr>
-        <w:t>(</w:t>
-      </w:r>
-      <w:proofErr w:type="gramEnd"/>
-      <w:r>
-        <w:rPr>
-          <w:rFonts w:ascii="Times New Roman" w:hAnsi="Times New Roman" w:cs="Times New Roman"/>
-        </w:rPr>
-        <w:t>'Frequency (Hz)');</w:t>
-      </w:r>
-    </w:p>
-    <w:p>
-      <w:pPr>
-        <w:rPr>
-          <w:rFonts w:ascii="Times New Roman" w:hAnsi="Times New Roman" w:cs="Times New Roman"/>
-        </w:rPr>
-      </w:pPr>
-      <w:proofErr w:type="spellStart"/>
-      <w:proofErr w:type="gramStart"/>
+      <w:r>
+        <w:rPr>
+          <w:rFonts w:ascii="Times New Roman" w:hAnsi="Times New Roman" w:cs="Times New Roman"/>
+        </w:rPr>
+        <w:t>xlabel('Frequency (Hz)');</w:t>
+      </w:r>
+    </w:p>
+    <w:p>
+      <w:pPr>
+        <w:rPr>
+          <w:rFonts w:ascii="Times New Roman" w:hAnsi="Times New Roman" w:cs="Times New Roman"/>
+        </w:rPr>
+      </w:pPr>
       <w:r>
         <w:rPr>
           <w:rFonts w:ascii="Times New Roman" w:hAnsi="Times New Roman" w:cs="Times New Roman"/>
         </w:rPr>
         <w:lastRenderedPageBreak/>
-        <w:t>ylabel</w:t>
-      </w:r>
-      <w:proofErr w:type="spellEnd"/>
-      <w:r>
-        <w:rPr>
-          <w:rFonts w:ascii="Times New Roman" w:hAnsi="Times New Roman" w:cs="Times New Roman"/>
-        </w:rPr>
-        <w:t>(</w:t>
-      </w:r>
-      <w:proofErr w:type="gramEnd"/>
-      <w:r>
-        <w:rPr>
-          <w:rFonts w:ascii="Times New Roman" w:hAnsi="Times New Roman" w:cs="Times New Roman"/>
-        </w:rPr>
-        <w:t>'Power/Frequency (dB/Hz)');</w:t>
-      </w:r>
-    </w:p>
-    <w:p>
-      <w:pPr>
-        <w:rPr>
-          <w:rFonts w:ascii="Times New Roman" w:hAnsi="Times New Roman" w:cs="Times New Roman"/>
-        </w:rPr>
-      </w:pPr>
-      <w:proofErr w:type="gramStart"/>
-      <w:r>
-        <w:rPr>
-          <w:rFonts w:ascii="Times New Roman" w:hAnsi="Times New Roman" w:cs="Times New Roman"/>
-        </w:rPr>
-        <w:t>title(</w:t>
-      </w:r>
-      <w:proofErr w:type="gramEnd"/>
-      <w:r>
-        <w:rPr>
-          <w:rFonts w:ascii="Times New Roman" w:hAnsi="Times New Roman" w:cs="Times New Roman"/>
-        </w:rPr>
-        <w:t>'Power Spectral Density of PM Signal');</w:t>
+        <w:t>ylabel('Power/Frequency (dB/Hz)');</w:t>
+      </w:r>
+    </w:p>
+    <w:p>
+      <w:pPr>
+        <w:rPr>
+          <w:rFonts w:ascii="Times New Roman" w:hAnsi="Times New Roman" w:cs="Times New Roman"/>
+        </w:rPr>
+      </w:pPr>
+      <w:r>
+        <w:rPr>
+          <w:rFonts w:ascii="Times New Roman" w:hAnsi="Times New Roman" w:cs="Times New Roman"/>
+        </w:rPr>
+        <w:t>title('Power Spectral Density of PM Signal');</w:t>
       </w:r>
     </w:p>
     <w:p>
@@ -1180,27 +724,11 @@
           <w:rFonts w:ascii="Times New Roman" w:hAnsi="Times New Roman" w:cs="Times New Roman"/>
         </w:rPr>
       </w:pPr>
-      <w:proofErr w:type="spellStart"/>
-      <w:proofErr w:type="gramStart"/>
-      <w:r>
-        <w:rPr>
-          <w:rFonts w:ascii="Times New Roman" w:hAnsi="Times New Roman" w:cs="Times New Roman"/>
-        </w:rPr>
-        <w:t>xlim</w:t>
-      </w:r>
-      <w:proofErr w:type="spellEnd"/>
-      <w:r>
-        <w:rPr>
-          <w:rFonts w:ascii="Times New Roman" w:hAnsi="Times New Roman" w:cs="Times New Roman"/>
-        </w:rPr>
-        <w:t>(</w:t>
-      </w:r>
-      <w:proofErr w:type="gramEnd"/>
-      <w:r>
-        <w:rPr>
-          <w:rFonts w:ascii="Times New Roman" w:hAnsi="Times New Roman" w:cs="Times New Roman"/>
-        </w:rPr>
-        <w:t>[0 20000]);</w:t>
+      <w:r>
+        <w:rPr>
+          <w:rFonts w:ascii="Times New Roman" w:hAnsi="Times New Roman" w:cs="Times New Roman"/>
+        </w:rPr>
+        <w:t>xlim([0 20000]);</w:t>
       </w:r>
     </w:p>
     <w:p>
@@ -1224,7 +752,64 @@
       </w:r>
     </w:p>
     <w:p>
-      <w:r>
+      <w:pPr>
+        <w:rPr>
+          <w:rFonts w:ascii="Times New Roman" w:hAnsi="Times New Roman" w:cs="Times New Roman"/>
+        </w:rPr>
+      </w:pPr>
+      <w:r>
+        <w:rPr>
+          <w:rFonts w:ascii="Times New Roman" w:hAnsi="Times New Roman" w:cs="Times New Roman"/>
+        </w:rPr>
+        <w:drawing>
+          <wp:inline distT="0" distB="0" distL="0" distR="0" wp14:anchorId="5F1EA767" wp14:editId="157F7600">
+            <wp:extent cx="5227320" cy="2918460"/>
+            <wp:effectExtent l="0" t="0" r="0" b="0"/>
+            <wp:docPr id="534583262" name="Picture 1" descr="The image displays a time-domain graph showing the amplitude of a phase-modulated signal over time, along with its power spectral density.&#10;&#10;AI-generated content may be incorrect."/>
+            <wp:cNvGraphicFramePr>
+              <a:graphicFrameLocks xmlns:a="http://schemas.openxmlformats.org/drawingml/2006/main" noChangeAspect="1"/>
+            </wp:cNvGraphicFramePr>
+            <a:graphic xmlns:a="http://schemas.openxmlformats.org/drawingml/2006/main">
+              <a:graphicData uri="http://schemas.openxmlformats.org/drawingml/2006/picture">
+                <pic:pic xmlns:pic="http://schemas.openxmlformats.org/drawingml/2006/picture">
+                  <pic:nvPicPr>
+                    <pic:cNvPr id="534583262" name="Picture 1" descr="The image displays a time-domain graph showing the amplitude of a phase-modulated signal over time, along with its power spectral density.&#10;&#10;AI-generated content may be incorrect."/>
+                    <pic:cNvPicPr/>
+                  </pic:nvPicPr>
+                  <pic:blipFill>
+                    <a:blip r:embed="rId5"/>
+                    <a:stretch>
+                      <a:fillRect/>
+                    </a:stretch>
+                  </pic:blipFill>
+                  <pic:spPr>
+                    <a:xfrm>
+                      <a:off x="0" y="0"/>
+                      <a:ext cx="5227320" cy="2918460"/>
+                    </a:xfrm>
+                    <a:prstGeom prst="rect">
+                      <a:avLst/>
+                    </a:prstGeom>
+                  </pic:spPr>
+                </pic:pic>
+              </a:graphicData>
+            </a:graphic>
+          </wp:inline>
+        </w:drawing>
+      </w:r>
+    </w:p>
+    <w:p>
+      <w:pPr>
+        <w:rPr>
+          <w:rFonts w:ascii="Times New Roman" w:hAnsi="Times New Roman" w:cs="Times New Roman"/>
+        </w:rPr>
+      </w:pPr>
+    </w:p>
+    <w:p>
+      <w:r>
+        <w:rPr>
+          <w:noProof/>
+        </w:rPr>
         <w:drawing>
           <wp:inline distT="0" distB="0" distL="0" distR="0" wp14:anchorId="114684BD" wp14:editId="6F6E665C">
             <wp:extent cx="5731510" cy="3576955"/>
@@ -1241,7 +826,7 @@
                     <pic:cNvPicPr/>
                   </pic:nvPicPr>
                   <pic:blipFill>
-                    <a:blip r:embed="rId5"/>
+                    <a:blip r:embed="rId6"/>
                     <a:stretch>
                       <a:fillRect/>
                     </a:stretch>
